--- a/Participants/2_Workflow_A_Impact_Strategy/Templates/Empathy_and_Journey_Map.docx
+++ b/Participants/2_Workflow_A_Impact_Strategy/Templates/Empathy_and_Journey_Map.docx
@@ -5,6 +5,7 @@
     <w:p>
       <w:r>
         <w:rPr>
+          <w:rFonts w:ascii="Lexend" w:hAnsi="Lexend" w:eastAsia="Lexend" w:cs="Lexend"/>
           <w:b/>
           <w:color w:val="007A87"/>
           <w:sz w:val="24"/>
@@ -18,6 +19,7 @@
       </w:pPr>
       <w:r>
         <w:rPr>
+          <w:rFonts w:ascii="Lexend" w:hAnsi="Lexend" w:eastAsia="Lexend" w:cs="Lexend"/>
           <w:b/>
           <w:color w:val="1B2A4A"/>
           <w:sz w:val="48"/>
@@ -28,6 +30,7 @@
     <w:p>
       <w:r>
         <w:rPr>
+          <w:rFonts w:ascii="Nunito" w:hAnsi="Nunito" w:eastAsia="Nunito" w:cs="Nunito"/>
           <w:i/>
           <w:color w:val="666666"/>
           <w:sz w:val="24"/>
@@ -52,6 +55,7 @@
           <w:p>
             <w:r>
               <w:rPr>
+                <w:rFonts w:ascii="Nunito" w:hAnsi="Nunito" w:eastAsia="Nunito" w:cs="Nunito"/>
                 <w:b/>
                 <w:color w:val="1B2A4A"/>
                 <w:sz w:val="20"/>
@@ -67,6 +71,7 @@
           <w:p>
             <w:r>
               <w:rPr>
+                <w:rFonts w:ascii="Nunito" w:hAnsi="Nunito" w:eastAsia="Nunito" w:cs="Nunito"/>
                 <w:color w:val="222222"/>
                 <w:sz w:val="20"/>
               </w:rPr>
@@ -83,6 +88,7 @@
           <w:p>
             <w:r>
               <w:rPr>
+                <w:rFonts w:ascii="Nunito" w:hAnsi="Nunito" w:eastAsia="Nunito" w:cs="Nunito"/>
                 <w:b/>
                 <w:color w:val="1B2A4A"/>
                 <w:sz w:val="20"/>
@@ -98,6 +104,7 @@
           <w:p>
             <w:r>
               <w:rPr>
+                <w:rFonts w:ascii="Nunito" w:hAnsi="Nunito" w:eastAsia="Nunito" w:cs="Nunito"/>
                 <w:color w:val="222222"/>
                 <w:sz w:val="20"/>
               </w:rPr>
@@ -114,6 +121,7 @@
           <w:p>
             <w:r>
               <w:rPr>
+                <w:rFonts w:ascii="Nunito" w:hAnsi="Nunito" w:eastAsia="Nunito" w:cs="Nunito"/>
                 <w:b/>
                 <w:color w:val="1B2A4A"/>
                 <w:sz w:val="20"/>
@@ -129,10 +137,11 @@
           <w:p>
             <w:r>
               <w:rPr>
+                <w:rFonts w:ascii="Nunito" w:hAnsi="Nunito" w:eastAsia="Nunito" w:cs="Nunito"/>
                 <w:color w:val="222222"/>
                 <w:sz w:val="20"/>
               </w:rPr>
-              <w:t>2.0 | July 2026</w:t>
+              <w:t>3.0 | July 2026</w:t>
             </w:r>
           </w:p>
         </w:tc>
@@ -152,7 +161,7 @@
       </w:pPr>
       <w:r>
         <w:rPr>
-          <w:rFonts w:ascii="Calibri" w:hAnsi="Calibri"/>
+          <w:rFonts w:ascii="Lexend" w:hAnsi="Lexend" w:eastAsia="Lexend" w:cs="Lexend"/>
           <w:color w:val="1B2A4A"/>
         </w:rPr>
         <w:t>Chosen archetype</w:t>
@@ -164,7 +173,7 @@
       </w:pPr>
       <w:r>
         <w:rPr>
-          <w:rFonts w:ascii="Calibri" w:hAnsi="Calibri"/>
+          <w:rFonts w:ascii="Nunito" w:hAnsi="Nunito" w:eastAsia="Nunito" w:cs="Nunito"/>
           <w:b w:val="0"/>
           <w:i w:val="0"/>
           <w:color w:val="222222"/>
@@ -179,7 +188,7 @@
       </w:pPr>
       <w:r>
         <w:rPr>
-          <w:rFonts w:ascii="Calibri" w:hAnsi="Calibri"/>
+          <w:rFonts w:ascii="Lexend" w:hAnsi="Lexend" w:eastAsia="Lexend" w:cs="Lexend"/>
           <w:color w:val="1B2A4A"/>
         </w:rPr>
         <w:t>Empathy map (cite quotes)</w:t>
@@ -205,6 +214,7 @@
           <w:p>
             <w:r>
               <w:rPr>
+                <w:rFonts w:ascii="Lexend" w:hAnsi="Lexend" w:eastAsia="Lexend" w:cs="Lexend"/>
                 <w:b/>
                 <w:color w:val="FFFFFF"/>
                 <w:sz w:val="20"/>
@@ -221,6 +231,7 @@
           <w:p>
             <w:r>
               <w:rPr>
+                <w:rFonts w:ascii="Lexend" w:hAnsi="Lexend" w:eastAsia="Lexend" w:cs="Lexend"/>
                 <w:b/>
                 <w:color w:val="FFFFFF"/>
                 <w:sz w:val="20"/>
@@ -238,6 +249,7 @@
           <w:p>
             <w:r>
               <w:rPr>
+                <w:rFonts w:ascii="Nunito" w:hAnsi="Nunito" w:eastAsia="Nunito" w:cs="Nunito"/>
                 <w:sz w:val="20"/>
               </w:rPr>
             </w:r>
@@ -250,6 +262,7 @@
           <w:p>
             <w:r>
               <w:rPr>
+                <w:rFonts w:ascii="Nunito" w:hAnsi="Nunito" w:eastAsia="Nunito" w:cs="Nunito"/>
                 <w:sz w:val="20"/>
               </w:rPr>
             </w:r>
@@ -278,6 +291,7 @@
           <w:p>
             <w:r>
               <w:rPr>
+                <w:rFonts w:ascii="Lexend" w:hAnsi="Lexend" w:eastAsia="Lexend" w:cs="Lexend"/>
                 <w:b/>
                 <w:color w:val="FFFFFF"/>
                 <w:sz w:val="20"/>
@@ -294,6 +308,7 @@
           <w:p>
             <w:r>
               <w:rPr>
+                <w:rFonts w:ascii="Lexend" w:hAnsi="Lexend" w:eastAsia="Lexend" w:cs="Lexend"/>
                 <w:b/>
                 <w:color w:val="FFFFFF"/>
                 <w:sz w:val="20"/>
@@ -311,6 +326,7 @@
           <w:p>
             <w:r>
               <w:rPr>
+                <w:rFonts w:ascii="Nunito" w:hAnsi="Nunito" w:eastAsia="Nunito" w:cs="Nunito"/>
                 <w:sz w:val="20"/>
               </w:rPr>
             </w:r>
@@ -323,6 +339,7 @@
           <w:p>
             <w:r>
               <w:rPr>
+                <w:rFonts w:ascii="Nunito" w:hAnsi="Nunito" w:eastAsia="Nunito" w:cs="Nunito"/>
                 <w:sz w:val="20"/>
               </w:rPr>
             </w:r>
@@ -337,7 +354,7 @@
       </w:pPr>
       <w:r>
         <w:rPr>
-          <w:rFonts w:ascii="Calibri" w:hAnsi="Calibri"/>
+          <w:rFonts w:ascii="Lexend" w:hAnsi="Lexend" w:eastAsia="Lexend" w:cs="Lexend"/>
           <w:color w:val="1B2A4A"/>
         </w:rPr>
         <w:t>Journey map</w:t>
@@ -366,6 +383,7 @@
           <w:p>
             <w:r>
               <w:rPr>
+                <w:rFonts w:ascii="Lexend" w:hAnsi="Lexend" w:eastAsia="Lexend" w:cs="Lexend"/>
                 <w:b/>
                 <w:color w:val="FFFFFF"/>
                 <w:sz w:val="20"/>
@@ -382,6 +400,7 @@
           <w:p>
             <w:r>
               <w:rPr>
+                <w:rFonts w:ascii="Lexend" w:hAnsi="Lexend" w:eastAsia="Lexend" w:cs="Lexend"/>
                 <w:b/>
                 <w:color w:val="FFFFFF"/>
                 <w:sz w:val="20"/>
@@ -398,6 +417,7 @@
           <w:p>
             <w:r>
               <w:rPr>
+                <w:rFonts w:ascii="Lexend" w:hAnsi="Lexend" w:eastAsia="Lexend" w:cs="Lexend"/>
                 <w:b/>
                 <w:color w:val="FFFFFF"/>
                 <w:sz w:val="20"/>
@@ -414,6 +434,7 @@
           <w:p>
             <w:r>
               <w:rPr>
+                <w:rFonts w:ascii="Lexend" w:hAnsi="Lexend" w:eastAsia="Lexend" w:cs="Lexend"/>
                 <w:b/>
                 <w:color w:val="FFFFFF"/>
                 <w:sz w:val="20"/>
@@ -430,6 +451,7 @@
           <w:p>
             <w:r>
               <w:rPr>
+                <w:rFonts w:ascii="Lexend" w:hAnsi="Lexend" w:eastAsia="Lexend" w:cs="Lexend"/>
                 <w:b/>
                 <w:color w:val="FFFFFF"/>
                 <w:sz w:val="20"/>
@@ -447,6 +469,7 @@
           <w:p>
             <w:r>
               <w:rPr>
+                <w:rFonts w:ascii="Nunito" w:hAnsi="Nunito" w:eastAsia="Nunito" w:cs="Nunito"/>
                 <w:sz w:val="20"/>
               </w:rPr>
               <w:t>Awareness</w:t>
@@ -460,6 +483,7 @@
           <w:p>
             <w:r>
               <w:rPr>
+                <w:rFonts w:ascii="Nunito" w:hAnsi="Nunito" w:eastAsia="Nunito" w:cs="Nunito"/>
                 <w:sz w:val="20"/>
               </w:rPr>
             </w:r>
@@ -472,6 +496,7 @@
           <w:p>
             <w:r>
               <w:rPr>
+                <w:rFonts w:ascii="Nunito" w:hAnsi="Nunito" w:eastAsia="Nunito" w:cs="Nunito"/>
                 <w:sz w:val="20"/>
               </w:rPr>
             </w:r>
@@ -484,6 +509,7 @@
           <w:p>
             <w:r>
               <w:rPr>
+                <w:rFonts w:ascii="Nunito" w:hAnsi="Nunito" w:eastAsia="Nunito" w:cs="Nunito"/>
                 <w:sz w:val="20"/>
               </w:rPr>
             </w:r>
@@ -496,6 +522,7 @@
           <w:p>
             <w:r>
               <w:rPr>
+                <w:rFonts w:ascii="Nunito" w:hAnsi="Nunito" w:eastAsia="Nunito" w:cs="Nunito"/>
                 <w:sz w:val="20"/>
               </w:rPr>
             </w:r>
@@ -511,6 +538,7 @@
           <w:p>
             <w:r>
               <w:rPr>
+                <w:rFonts w:ascii="Nunito" w:hAnsi="Nunito" w:eastAsia="Nunito" w:cs="Nunito"/>
                 <w:sz w:val="20"/>
               </w:rPr>
               <w:t>Waitlist</w:t>
@@ -525,6 +553,7 @@
           <w:p>
             <w:r>
               <w:rPr>
+                <w:rFonts w:ascii="Nunito" w:hAnsi="Nunito" w:eastAsia="Nunito" w:cs="Nunito"/>
                 <w:sz w:val="20"/>
               </w:rPr>
             </w:r>
@@ -538,6 +567,7 @@
           <w:p>
             <w:r>
               <w:rPr>
+                <w:rFonts w:ascii="Nunito" w:hAnsi="Nunito" w:eastAsia="Nunito" w:cs="Nunito"/>
                 <w:sz w:val="20"/>
               </w:rPr>
             </w:r>
@@ -551,6 +581,7 @@
           <w:p>
             <w:r>
               <w:rPr>
+                <w:rFonts w:ascii="Nunito" w:hAnsi="Nunito" w:eastAsia="Nunito" w:cs="Nunito"/>
                 <w:sz w:val="20"/>
               </w:rPr>
             </w:r>
@@ -564,6 +595,7 @@
           <w:p>
             <w:r>
               <w:rPr>
+                <w:rFonts w:ascii="Nunito" w:hAnsi="Nunito" w:eastAsia="Nunito" w:cs="Nunito"/>
                 <w:sz w:val="20"/>
               </w:rPr>
             </w:r>
@@ -578,6 +610,7 @@
           <w:p>
             <w:r>
               <w:rPr>
+                <w:rFonts w:ascii="Nunito" w:hAnsi="Nunito" w:eastAsia="Nunito" w:cs="Nunito"/>
                 <w:sz w:val="20"/>
               </w:rPr>
               <w:t>Training</w:t>
@@ -591,6 +624,7 @@
           <w:p>
             <w:r>
               <w:rPr>
+                <w:rFonts w:ascii="Nunito" w:hAnsi="Nunito" w:eastAsia="Nunito" w:cs="Nunito"/>
                 <w:sz w:val="20"/>
               </w:rPr>
             </w:r>
@@ -603,6 +637,7 @@
           <w:p>
             <w:r>
               <w:rPr>
+                <w:rFonts w:ascii="Nunito" w:hAnsi="Nunito" w:eastAsia="Nunito" w:cs="Nunito"/>
                 <w:sz w:val="20"/>
               </w:rPr>
             </w:r>
@@ -615,6 +650,7 @@
           <w:p>
             <w:r>
               <w:rPr>
+                <w:rFonts w:ascii="Nunito" w:hAnsi="Nunito" w:eastAsia="Nunito" w:cs="Nunito"/>
                 <w:sz w:val="20"/>
               </w:rPr>
             </w:r>
@@ -627,6 +663,7 @@
           <w:p>
             <w:r>
               <w:rPr>
+                <w:rFonts w:ascii="Nunito" w:hAnsi="Nunito" w:eastAsia="Nunito" w:cs="Nunito"/>
                 <w:sz w:val="20"/>
               </w:rPr>
             </w:r>
@@ -642,6 +679,7 @@
           <w:p>
             <w:r>
               <w:rPr>
+                <w:rFonts w:ascii="Nunito" w:hAnsi="Nunito" w:eastAsia="Nunito" w:cs="Nunito"/>
                 <w:sz w:val="20"/>
               </w:rPr>
               <w:t>Internship</w:t>
@@ -656,6 +694,7 @@
           <w:p>
             <w:r>
               <w:rPr>
+                <w:rFonts w:ascii="Nunito" w:hAnsi="Nunito" w:eastAsia="Nunito" w:cs="Nunito"/>
                 <w:sz w:val="20"/>
               </w:rPr>
             </w:r>
@@ -669,6 +708,7 @@
           <w:p>
             <w:r>
               <w:rPr>
+                <w:rFonts w:ascii="Nunito" w:hAnsi="Nunito" w:eastAsia="Nunito" w:cs="Nunito"/>
                 <w:sz w:val="20"/>
               </w:rPr>
             </w:r>
@@ -682,6 +722,7 @@
           <w:p>
             <w:r>
               <w:rPr>
+                <w:rFonts w:ascii="Nunito" w:hAnsi="Nunito" w:eastAsia="Nunito" w:cs="Nunito"/>
                 <w:sz w:val="20"/>
               </w:rPr>
             </w:r>
@@ -695,6 +736,7 @@
           <w:p>
             <w:r>
               <w:rPr>
+                <w:rFonts w:ascii="Nunito" w:hAnsi="Nunito" w:eastAsia="Nunito" w:cs="Nunito"/>
                 <w:sz w:val="20"/>
               </w:rPr>
             </w:r>
@@ -709,6 +751,7 @@
           <w:p>
             <w:r>
               <w:rPr>
+                <w:rFonts w:ascii="Nunito" w:hAnsi="Nunito" w:eastAsia="Nunito" w:cs="Nunito"/>
                 <w:sz w:val="20"/>
               </w:rPr>
               <w:t>Job search</w:t>
@@ -722,6 +765,7 @@
           <w:p>
             <w:r>
               <w:rPr>
+                <w:rFonts w:ascii="Nunito" w:hAnsi="Nunito" w:eastAsia="Nunito" w:cs="Nunito"/>
                 <w:sz w:val="20"/>
               </w:rPr>
             </w:r>
@@ -734,6 +778,7 @@
           <w:p>
             <w:r>
               <w:rPr>
+                <w:rFonts w:ascii="Nunito" w:hAnsi="Nunito" w:eastAsia="Nunito" w:cs="Nunito"/>
                 <w:sz w:val="20"/>
               </w:rPr>
             </w:r>
@@ -746,6 +791,7 @@
           <w:p>
             <w:r>
               <w:rPr>
+                <w:rFonts w:ascii="Nunito" w:hAnsi="Nunito" w:eastAsia="Nunito" w:cs="Nunito"/>
                 <w:sz w:val="20"/>
               </w:rPr>
             </w:r>
@@ -758,6 +804,7 @@
           <w:p>
             <w:r>
               <w:rPr>
+                <w:rFonts w:ascii="Nunito" w:hAnsi="Nunito" w:eastAsia="Nunito" w:cs="Nunito"/>
                 <w:sz w:val="20"/>
               </w:rPr>
             </w:r>
@@ -773,6 +820,7 @@
           <w:p>
             <w:r>
               <w:rPr>
+                <w:rFonts w:ascii="Nunito" w:hAnsi="Nunito" w:eastAsia="Nunito" w:cs="Nunito"/>
                 <w:sz w:val="20"/>
               </w:rPr>
               <w:t>90-day outcome</w:t>
@@ -787,6 +835,7 @@
           <w:p>
             <w:r>
               <w:rPr>
+                <w:rFonts w:ascii="Nunito" w:hAnsi="Nunito" w:eastAsia="Nunito" w:cs="Nunito"/>
                 <w:sz w:val="20"/>
               </w:rPr>
             </w:r>
@@ -800,6 +849,7 @@
           <w:p>
             <w:r>
               <w:rPr>
+                <w:rFonts w:ascii="Nunito" w:hAnsi="Nunito" w:eastAsia="Nunito" w:cs="Nunito"/>
                 <w:sz w:val="20"/>
               </w:rPr>
             </w:r>
@@ -813,6 +863,7 @@
           <w:p>
             <w:r>
               <w:rPr>
+                <w:rFonts w:ascii="Nunito" w:hAnsi="Nunito" w:eastAsia="Nunito" w:cs="Nunito"/>
                 <w:sz w:val="20"/>
               </w:rPr>
             </w:r>
@@ -826,6 +877,7 @@
           <w:p>
             <w:r>
               <w:rPr>
+                <w:rFonts w:ascii="Nunito" w:hAnsi="Nunito" w:eastAsia="Nunito" w:cs="Nunito"/>
                 <w:sz w:val="20"/>
               </w:rPr>
             </w:r>
@@ -1211,7 +1263,7 @@
       <w:spacing w:after="120" w:line="276" w:lineRule="auto"/>
     </w:pPr>
     <w:rPr>
-      <w:rFonts w:ascii="Calibri" w:hAnsi="Calibri"/>
+      <w:rFonts w:ascii="Nunito" w:hAnsi="Nunito" w:eastAsia="Nunito" w:cs="Nunito"/>
       <w:color w:val="222222"/>
       <w:sz w:val="22"/>
     </w:rPr>

--- a/Participants/2_Workflow_A_Impact_Strategy/Templates/Empathy_and_Journey_Map.docx
+++ b/Participants/2_Workflow_A_Impact_Strategy/Templates/Empathy_and_Journey_Map.docx
@@ -141,7 +141,7 @@
                 <w:color w:val="222222"/>
                 <w:sz w:val="20"/>
               </w:rPr>
-              <w:t>3.0 | July 2026</w:t>
+              <w:t>3.1 | July-September 2026</w:t>
             </w:r>
           </w:p>
         </w:tc>
